--- a/daily-reports/2026-09-16/report.docx
+++ b/daily-reports/2026-09-16/report.docx
@@ -28,20 +28,20 @@
         <w:pStyle w:val="Heading2"/>
       </w:pPr>
       <w:r>
-        <w:t>1. Chuloo/mural  ⭐ 1,082</w:t>
+        <w:t>1. Chuloo/mural  ⭐ 1,088</w:t>
       </w:r>
     </w:p>
     <w:p>
       <w:r>
-        <w:t>语言：Kotlin ｜ Stars：1,082 ｜ Forks：225</w:t>
+        <w:t>语言：Kotlin ｜ Stars：1,088 ｜ Forks：226</w:t>
         <w:br/>
       </w:r>
       <w:r>
-        <w:t>这是什么：这是一个用聊天方式学外语的 iPhone 应用，主打通过真实对话来练习语言，而不是死记硬背。它用 Kotlin 语言开发，是一款原生应用。</w:t>
+        <w:t>这是什么：这是一个用聊天方式学外语的iPhone应用，你可以像和朋友发消息一样练习对话，而不是死记硬背单词。</w:t>
         <w:br/>
       </w:r>
       <w:r>
-        <w:t>能用来做什么：你可以把它当成一个随时陪你练口语的语伴，比如在等车时用对话练习日常用语，或者模拟点餐、问路等场景。</w:t>
+        <w:t>能用来做什么：适合想通过日常对话提升外语口语和听力的人，比如在等车时打开手机和AI聊几句。</w:t>
         <w:br/>
       </w:r>
       <w:r>
@@ -49,7 +49,7 @@
         <w:br/>
       </w:r>
       <w:r>
-        <w:t>对新手有什么帮助：如果你对用对话方式学语言感兴趣，可以下载体验；如果你懂编程，还能看看它是怎么用 Kotlin 做 iPhone 应用的。</w:t>
+        <w:t>对新手有什么帮助：如果你对开发手机应用感兴趣，可以看看别人是怎么用Kotlin写iOS应用的（虽然通常iOS用Swift，但这里用了跨平台技术）。</w:t>
         <w:br/>
       </w:r>
       <w:r>
@@ -61,28 +61,28 @@
         <w:pStyle w:val="Heading2"/>
       </w:pPr>
       <w:r>
-        <w:t>2. ai-sucks-butt/ai-sucks-butt  ⭐ 1,030</w:t>
+        <w:t>2. ai-sucks-butt/ai-sucks-butt  ⭐ 1,033</w:t>
       </w:r>
     </w:p>
     <w:p>
       <w:r>
-        <w:t>语言：Python ｜ Stars：1,030 ｜ Forks：0</w:t>
+        <w:t>语言：Python ｜ Stars：1,033 ｜ Forks：0</w:t>
         <w:br/>
       </w:r>
       <w:r>
-        <w:t>这是什么：这是一个表达对 AI 不满的仓库，如果你觉得 AI 很烂，就可以给它点个星。它本身没有实际功能，更像一个情绪表达或社区信号。</w:t>
+        <w:t>这是什么：这是一个表达对AI不满的仓库，如果你觉得AI很烂，可以给它点个星。</w:t>
         <w:br/>
       </w:r>
       <w:r>
-        <w:t>能用来做什么：你可以用它来吐槽 AI，或者看看有多少人和你想法一样。</w:t>
+        <w:t>能用来做什么：用来吐槽AI或者参与社区讨论，看看有多少人和你想法一样。</w:t>
         <w:br/>
       </w:r>
       <w:r>
-        <w:t>适用领域：社区讨论、开源文化、AI 伦理</w:t>
+        <w:t>适用领域：社区讨论、开源文化、AI伦理</w:t>
         <w:br/>
       </w:r>
       <w:r>
-        <w:t>对新手有什么帮助：对新手来说，它能让你看到开源社区里也有各种不同的声音，了解大家对 AI 的复杂态度。</w:t>
+        <w:t>对新手有什么帮助：对新手来说，可以了解开源社区里不同的声音，以及如何用GitHub表达观点。</w:t>
         <w:br/>
       </w:r>
       <w:r>
@@ -94,28 +94,28 @@
         <w:pStyle w:val="Heading2"/>
       </w:pPr>
       <w:r>
-        <w:t>3. sumimakito/Mac-Duo  ⭐ 918</w:t>
+        <w:t>3. sumimakito/Mac-Duo  ⭐ 921</w:t>
       </w:r>
     </w:p>
     <w:p>
       <w:r>
-        <w:t>语言：Swift ｜ Stars：918 ｜ Forks：66</w:t>
+        <w:t>语言：Swift ｜ Stars：921 ｜ Forks：66</w:t>
         <w:br/>
       </w:r>
       <w:r>
-        <w:t>这是什么：这个项目想让你在 MacBook 上也能体验到 iPhone 的 Duo 视频通话效果，比如人像居中、背景虚化等。它用 Swift 语言开发，主要面向苹果电脑用户。</w:t>
+        <w:t>这是什么：这个项目让你在MacBook上也能实现iPhone Duo视频通话时的“人物居中”效果，让你在视频时始终处于画面中央。</w:t>
         <w:br/>
       </w:r>
       <w:r>
-        <w:t>能用来做什么：你可以用它来提升视频通话的画质和趣味性，比如在开会或和朋友视频时，让画面自动跟随你的移动。</w:t>
+        <w:t>能用来做什么：适合经常用MacBook开视频会议或直播的人，可以自动跟踪你的面部，保持居中。</w:t>
         <w:br/>
       </w:r>
       <w:r>
-        <w:t>适用领域：视频通话、苹果生态、图像处理</w:t>
+        <w:t>适用领域：视频会议、直播、macOS开发</w:t>
         <w:br/>
       </w:r>
       <w:r>
-        <w:t>对新手有什么帮助：如果你经常用 Mac 视频，可以试试这个工具让通话更生动；如果你学 Swift，也能参考它如何调用摄像头和图像处理。</w:t>
+        <w:t>对新手有什么帮助：如果你对Swift编程或macOS应用开发感兴趣，这是一个很好的学习案例。</w:t>
         <w:br/>
       </w:r>
       <w:r>
@@ -127,20 +127,20 @@
         <w:pStyle w:val="Heading2"/>
       </w:pPr>
       <w:r>
-        <w:t>4. yifanzhang-pro/recurrent-looped-tranformer  ⭐ 837</w:t>
+        <w:t>4. yifanzhang-pro/recurrent-looped-tranformer  ⭐ 839</w:t>
       </w:r>
     </w:p>
     <w:p>
       <w:r>
-        <w:t>语言：HTML ｜ Stars：837 ｜ Forks：81</w:t>
+        <w:t>语言：HTML ｜ Stars：839 ｜ Forks：81</w:t>
         <w:br/>
       </w:r>
       <w:r>
-        <w:t>这是什么：这是一个关于“循环变压器”模型的项目主页，用 HTML 展示。它介绍了一种新型的 AI 模型结构，可能让模型更高效地处理长文本。</w:t>
+        <w:t>这是什么：这是一个关于“循环变压器”AI模型的项目主页，展示了这种模型的研究成果和原理。</w:t>
         <w:br/>
       </w:r>
       <w:r>
-        <w:t>能用来做什么：你可以在这里了解这种模型的基本原理和效果，适合对 AI 模型研究感兴趣的人阅读。</w:t>
+        <w:t>能用来做什么：适合研究人员或AI爱好者了解这种新型模型的结构和效果。</w:t>
         <w:br/>
       </w:r>
       <w:r>
@@ -148,7 +148,7 @@
         <w:br/>
       </w:r>
       <w:r>
-        <w:t>对新手有什么帮助：如果你对 AI 模型好奇，这个页面用相对易懂的方式介绍了前沿研究，能帮你了解技术动态。</w:t>
+        <w:t>对新手有什么帮助：对AI感兴趣的新手可以通过这个页面了解前沿模型，但需要一些基础知识才能完全看懂。</w:t>
         <w:br/>
       </w:r>
       <w:r>
@@ -169,19 +169,19 @@
         <w:br/>
       </w:r>
       <w:r>
-        <w:t>这是什么：这是一个免费开源的工具，能从各种 AI 编程助手的聊天记录里提取数据，比如 Claude Code、Cursor、Windsurf 等。它用 Python 写成，方便你备份或分析对话历史。</w:t>
+        <w:t>这是什么：这是一个免费工具，可以提取各种AI编程助手（如Claude Code、Cursor等）的聊天记录。</w:t>
         <w:br/>
       </w:r>
       <w:r>
-        <w:t>能用来做什么：你可以用它导出和整理你和 AI 助手的对话，比如保存重要代码片段，或者分析自己的提问习惯。</w:t>
+        <w:t>能用来做什么：适合开发者备份或分析自己与AI助手的对话历史，比如导出代码建议或调试过程。</w:t>
         <w:br/>
       </w:r>
       <w:r>
-        <w:t>适用领域：数据提取、AI 编程助手、开发工具</w:t>
+        <w:t>适用领域：软件开发、数据提取、AI辅助编程</w:t>
         <w:br/>
       </w:r>
       <w:r>
-        <w:t>对新手有什么帮助：如果你常用 AI 写代码，这个工具能帮你把聊天记录保存下来，避免丢失；也适合学习如何用 Python 处理文本数据。</w:t>
+        <w:t>对新手有什么帮助：如果你常用AI助手写代码，这个工具能帮你保存重要对话，方便以后查阅或学习。</w:t>
         <w:br/>
       </w:r>
       <w:r>
@@ -212,7 +212,7 @@
         <w:t>CSS-Tricks in Limbo</w:t>
       </w:r>
       <w:r>
-        <w:t>（👍 250）</w:t>
+        <w:t>（👍 251）</w:t>
       </w:r>
       <w:r>
         <w:br/>
@@ -220,7 +220,7 @@
       </w:r>
       <w:r>
         <w:br/>
-        <w:t>摘要：CSS-Tricks 网站陷入停滞状态，可能面临关闭或停止更新的风险。作为前端开发领域的重要资源，其命运引发开发者社区关注。</w:t>
+        <w:t>摘要：CSS-Tricks 是知名前端技术博客，其现状不明引发关注。这反映了技术媒体在行业变化中的生存挑战，以及社区对优质技术内容可持续性的担忧。</w:t>
       </w:r>
     </w:p>
     <w:p>
@@ -239,7 +239,7 @@
       </w:r>
       <w:r>
         <w:br/>
-        <w:t>摘要：作者在 Navier-Stokes 方程相关进展后仍对大型语言模型持悲观态度，认为当前 LLM 存在根本性局限，不足以实现通用智能。</w:t>
+        <w:t>摘要：作者在 Navier-Stokes 问题取得进展后仍对 LLM 持悲观态度，可能认为 LLM 在根本推理能力上仍有局限。这引发了关于 LLM 能力边界和未来发展方向的讨论。</w:t>
       </w:r>
     </w:p>
     <w:p>
@@ -263,7 +263,7 @@
       </w:r>
       <w:r>
         <w:br/>
-        <w:t>摘要：arXiv 论文指出，由 AI 代理组成的社会需要类似“社会马具”的协调机制，以确保多智能体系统高效、安全地协作。</w:t>
+        <w:t>摘要：论文提出智能体社会需要社会性约束机制，以确保多智能体系统的协调与安全。这为多智能体系统的设计提供了新视角，值得 AI 安全与协作领域关注。</w:t>
       </w:r>
     </w:p>
     <w:p>
@@ -287,7 +287,7 @@
       </w:r>
       <w:r>
         <w:br/>
-        <w:t>摘要：梁文锋旗下的量化巨头幻方量化迎来新任 CFO，该 CFO 曾投资智谱 AI 和 MiniMax，此举可能预示着幻方在 AI 领域的进一步布局。</w:t>
+        <w:t>摘要：报道称 DeepSeek 创始人梁文锋的 CFO 已到位，该 CFO 曾投资智谱和 MiniMax。这暗示 DeepSeek 可能在资本运作或业务扩张上有新动作，值得关注。</w:t>
       </w:r>
     </w:p>
     <w:p>
@@ -311,7 +311,7 @@
       </w:r>
       <w:r>
         <w:br/>
-        <w:t>摘要：荣耀发布 MagicOS 11 操作系统，强调从“会回答”到“会办事”的智能跃迁，并宣布 Magic9 将首发搭载，展示了终端 AI 能力的升级。</w:t>
+        <w:t>摘要：荣耀发布 MagicOS 11，强调从“会回答”到“会办事”的跃迁，Magic9 将首发搭载。这展示了 AI 在终端设备上向执行任务能力的演进，可能推动智能助手实用化。</w:t>
       </w:r>
     </w:p>
     <w:sectPr>
